--- a/docs/submission/business-plan-draft.docx
+++ b/docs/submission/business-plan-draft.docx
@@ -201,7 +201,7 @@
           <w:szCs w:val="28"/>
           <w:color w:val="000000"/>
         </w:rPr>
-        <w:t xml:space="preserve">乡艺有据为乡村工坊及研学组织者提供可信非遗体验编排：核对带地域的文化文案，依据预算、时长和接待资源组合活动，生成分众讲解及游客、组织者双版体验包。采用免费本地模型与程序校验，人工确认后交付；来源或素材撤回可追踪更新。现为蔚县剪纸受控原型，报价与报酬均为演示测算。</w:t>
+        <w:t xml:space="preserve">乡艺有据为乡村工坊及研学组织者提供可信非遗体验编排，让非遗不止被看见，更能被体验：核对带地域的文化文案，依据预算、时长和接待资源组合活动，生成分众讲解及游客、组织者双版体验包。采用本地模型与程序校验，人工确认后交付；来源或素材撤回可追踪更新。现为蔚县剪纸受控原型，报价与报酬均为演示测算。</w:t>
       </w:r>
     </w:p>
     <w:p>
@@ -367,7 +367,7 @@
           <w:szCs w:val="28"/>
           <w:color w:val="000000"/>
         </w:rPr>
-        <w:t xml:space="preserve">产品交付单位是一份经确认的体验包。工作人员在三页界面完成内容核验、方案比较和交付。游客版提供可读的短讲解、观察任务、互动提问和日程；组织者版附证据、原文修订、经营账本、资源占用、使用边界和版本记录。它适合帮助已有文化主题和场地的组织者备课、核算与更新活动，不承担支付、订单承诺、资格认证或现场安全处置。</w:t>
+        <w:t xml:space="preserve">产品交付单位是一份经确认的体验包。工作人员在三页界面沿同一场剪纸体验完成内容核验、方案比较和交付。游客版提供可读的短讲解、观察任务、互动提问和日程；组织者版附证据、原文修订、经营账本、资源占用、使用边界和版本记录。它适合帮助已有文化主题和场地的组织者备课、核算与更新活动，不承担支付、订单承诺、资格认证或现场安全处置。</w:t>
       </w:r>
     </w:p>
     <w:p>
@@ -441,7 +441,7 @@
           <w:szCs w:val="28"/>
           <w:color w:val="000000"/>
         </w:rPr>
-        <w:t xml:space="preserve">第一步完善当前原型与可复核验收，保留真实失败，形成可由非开发人员使用的中文说明及精选现场演示。第二步拟邀请一位文化资料核对者及一位活动组织者，以获得授权的真实资料和报价核对流程，记录修改意见、耗时、操作困难与是否愿意继续使用；对象及合作状态待落实，不将邀请计划写成已签约。</w:t>
+        <w:t xml:space="preserve">首批用户拟为有固定场地、已有讲解或手作人员的小型乡村工坊、研学组织者和文旅服务机构。第一阶段交付资料整理、来源—陈述—讲解卡关联、8模块配置和两版体验包；第二阶段提供本地部署培训与按期维护。一次性配置费覆盖资料与模块初始化，维护费覆盖来源、报价、素材状态和版本更新，具体收费待访谈验证。</w:t>
       </w:r>
     </w:p>
     <w:p>
@@ -463,7 +463,7 @@
           <w:szCs w:val="28"/>
           <w:color w:val="000000"/>
         </w:rPr>
-        <w:t xml:space="preserve">第三步在明确权利、价格、接待能力和责任后，选择少量活动试用，记录实际备课时间、返工、材料消耗及服务方结算；达到可用性要求后再评估部署维护服务。扩展前建立来源更新、经营变更、人员交接和旧包停用流程。各阶段以验收条件推进，不靠宣传增长指标替代现场反馈。</w:t>
+        <w:t xml:space="preserve">先以一个地区、一个项目和少量场次试用，记录备课时间、返工、材料消耗、服务方结算及旧包停用情况；对象及合作状态待落实，不将邀请计划写成已签约。取得真实反馈、授权和责任边界后，再评估扩展相邻场地或其他非遗项目。</w:t>
       </w:r>
     </w:p>
     <w:p>
@@ -561,7 +561,7 @@
           <w:szCs w:val="28"/>
           <w:color w:val="000000"/>
         </w:rPr>
-        <w:t xml:space="preserve">拟服务的直接用户是负责活动内容和接待安排的乡村工坊、研学组织者、文旅服务机构；游客是体验包的阅读者和参与者。优先验证具备固定场地、已有服务人员、频繁调整客群或预算的组织者是否存在持续需求。当前没有用户访谈样本、真实订单、采购预算或可验证市场规模，因此不填写市场份额、行业增速和客户名单。</w:t>
+        <w:t xml:space="preserve">首批用户拟为乡村工坊负责人、研学组织者和文旅服务机构的内容与接待岗位；游客是体验包的阅读者和参与者。优先选择已有固定场地、服务人员和小规模客流、又常调整客群或预算的组织者。当前没有用户访谈样本、真实订单、采购预算或可验证市场规模，不填写市场份额、行业增速和客户名单。</w:t>
       </w:r>
     </w:p>
     <w:p>
@@ -583,7 +583,7 @@
           <w:szCs w:val="28"/>
           <w:color w:val="000000"/>
         </w:rPr>
-        <w:t xml:space="preserve">市场验证将记录实际文案纠错与备课流程、所用工具、单次整理时间、错误或返工类型、资料更新责任和付费意愿，保留访谈日期及知情同意。只有获得真实数据后，才能确定主要客户类型与收费方式。</w:t>
+        <w:t xml:space="preserve">市场验证将记录一次活动的文案纠错、备课与改排时间、返工类型、资料更新责任、维护意愿和可接受收费区间，并保留日期及知情同意。只有取得真实数据后，才能确定客户类型与收费方式。</w:t>
       </w:r>
     </w:p>
     <w:p>
@@ -657,7 +657,7 @@
           <w:szCs w:val="28"/>
           <w:color w:val="000000"/>
         </w:rPr>
-        <w:t xml:space="preserve">2026年10月3日的24条未用于调试的新输入首跑中，有界流程在完整交付、必要确认、具体正确拒绝三类分别为12/12、6/6、5/6；同模型、同资料、同工具的固定流程为10/12、5/6、3/6。前者使用98次模型调用，后者78次；任务中位耗时分别4.523秒、2.209秒，因此不宣称速度或同算力优势。两组均有失败且留存。这是同一协作团队的内部对照，不是独立第三方评测；真实人工返工和成本改善仍须试用证明。本批结果对应冻结实现，冻结后教学审核门禁补丁另作程序检查，未重跑本批。</w:t>
+        <w:t xml:space="preserve">旧六条首次内部验收仅2条完全符合预期，失败原样保留；修复后的回归6条符合预期。3833ce1冻结版的24条新输入首跑：有界流程完整交付、必要确认、具体正确拒绝分别12/12、6/6、5/6，固定流程10/12、5/6、3/6；对应98/78次调用，任务中位耗时4.523/2.209秒。该首跑是同一协作团队的小规模内部验证，不称独立第三方评测或通用准确率。随后候选版本仅修复“总时间”作用范围，并将同24条输入按两流程各复跑一次：Agent为11/12、6/6、6/6，fixed为9/12、5/6、4/6；SH-06保留模型/执行故障，未重试。两组数字按版本分开记录，不混用、不挑最佳一次。 详细逐例结果与哈希见版本回归记录。</w:t>
       </w:r>
     </w:p>
     <w:p>
@@ -955,7 +955,7 @@
           <w:szCs w:val="28"/>
           <w:color w:val="000000"/>
         </w:rPr>
-        <w:t xml:space="preserve">拟探索一次性部署与模板配置服务、定期资料维护及培训支持等收入来源，具体收费及客户接受度待验证。软件服务费与体验活动中支付给讲解、手作教学人员的服务报酬分别核算，不以售卖非遗真实性背书获利。当前没有经营收入及净利润数据，也没有经过验证的价格、续费率或销售预测。</w:t>
+        <w:t xml:space="preserve">拟探索“一次性部署与资料/模块配置费＋按期维护与培训费”的服务收费逻辑；若客户需要运营协助，再按实际场次提供可选支持。体验活动中讲解、手作教学人员的服务报酬与软件服务费分别核算，不以售卖非遗真实性背书获利。具体价格、续费率、客户数量和销售预测待访谈与试用验证。</w:t>
       </w:r>
     </w:p>
     <w:p>
@@ -1074,7 +1074,7 @@
           <w:szCs w:val="28"/>
           <w:color w:val="000000"/>
         </w:rPr>
-        <w:t xml:space="preserve">八人轻体验784元/90分钟、深体验1080元/120分钟是已配置且可复算的演示例子，不能视为真实市场报价或营业收入；支出中单列的在地服务报酬是毛额测算，不是村民净增收或项目净利润。活动模块重新组合后，应以实际选定方案的账本计算，不照搬套餐总额。</w:t>
+        <w:t xml:space="preserve">演示情景（不是预测）：以8人、每人110元作为一次活动收款假设，则单场收入为880元；若每月4场，月度情景收入为3520元。成本必须按确认方案账本逐项扣除，包括在地讲解与手作服务报酬、材料耗材、组织成本、软件维护工时、设备折旧、电费、税费和售后；本仓库当前只具备前四类演示测算，缺少真实场次与维护工时，不能计算利润或回本期。</w:t>
       </w:r>
     </w:p>
     <w:p>
@@ -1096,7 +1096,7 @@
           <w:szCs w:val="28"/>
           <w:color w:val="000000"/>
         </w:rPr>
-        <w:t xml:space="preserve">后续经济测算至少需要真实客户数量、客单服务费、交付与维护工时、设备折旧、电费、材料、税费及售后成本，再计算收入减全部成本的利润。生态与文化价值另行评价，不并入现金收益。目前上述输入及试点效果待补，因此不列收入增长率、回本周期或三年利润预测；可验证的预期是减少无据内容、条件失配及版本失效带来的返工，是否实现须由试用记录证明。</w:t>
+        <w:t xml:space="preserve">八人轻体验784元/90分钟、深体验1080元/120分钟是已配置且可复算的演示例子，不是市场报价或营业收入。后续用真实客户数量、客单服务费、交付与维护工时、材料、税费及售后成本复核盈亏；生态与文化价值另行评价，不并入现金收益。</w:t>
       </w:r>
     </w:p>
     <w:p>

--- a/docs/submission/business-plan-draft.docx
+++ b/docs/submission/business-plan-draft.docx
@@ -201,7 +201,7 @@
           <w:szCs w:val="28"/>
           <w:color w:val="000000"/>
         </w:rPr>
-        <w:t xml:space="preserve">乡艺有据为乡村工坊及研学组织者提供可信非遗体验编排，让非遗不止被看见，更能被体验：核对带地域的文化文案，依据预算、时长和接待资源组合活动，生成分众讲解及游客、组织者双版体验包。采用本地模型与程序校验，人工确认后交付；来源或素材撤回可追踪更新。现为蔚县剪纸受控原型，报价与报酬均为演示测算。</w:t>
+        <w:t xml:space="preserve">乡艺有据为乡村工坊及研学组织者提供可信非遗体验编排，让非遗不止被看见，更能被体验：核对带地域的文化文案，依据预算、时长和接待资源组合活动，生成分众讲解及游客、组织者双版体验包。采用本地模型与程序校验，人工确认后交付；来源或素材撤回可追踪更新。现以金山区公开剪纸活动资料重建为外部案例，蔚县剪纸仍为回归案例，公告历史条件与团队演示条件分开，报价与报酬均为演示测算。</w:t>
       </w:r>
     </w:p>
     <w:p>
@@ -367,7 +367,7 @@
           <w:szCs w:val="28"/>
           <w:color w:val="000000"/>
         </w:rPr>
-        <w:t xml:space="preserve">产品交付单位是一份经确认的体验包。工作人员在三页界面沿同一场剪纸体验完成内容核验、方案比较和交付。游客版提供可读的短讲解、观察任务、互动提问和日程；组织者版附证据、原文修订、经营账本、资源占用、使用边界和版本记录。它适合帮助已有文化主题和场地的组织者备课、核算与更新活动，不承担支付、订单承诺、资格认证或现场安全处置。</w:t>
+        <w:t xml:space="preserve">产品交付单位是一份经确认的体验包。工作人员在三页界面沿金山区公开活动资料重建的同一场剪纸体验完成内容核验、方案比较和交付。游客版提供可读的短讲解、观察任务、互动提问和日程；组织者版附证据、原文修订、经营账本、资源占用、使用边界和版本记录。它适合帮助已有文化主题和场地的组织者备课、核算与更新活动，不承担支付、订单承诺、资格认证或现场安全处置。</w:t>
       </w:r>
     </w:p>
     <w:p>
@@ -389,7 +389,7 @@
           <w:szCs w:val="28"/>
           <w:color w:val="000000"/>
         </w:rPr>
-        <w:t xml:space="preserve">当前资料范围为四个官方页面的十二个短片段，经营层为八个同场地演示模块；原轻、深套餐保留。文化陈述区分支持、矛盾、分歧与不足，教学创意明确标识。来源与素材状态变化能够定位受影响内容并撤销旧确认。自然语言偏好只在支持的结构化范围内应用，必要条件冲突要求确认，资源无解时给出具体原因。</w:t>
+        <w:t xml:space="preserve">当前资料范围包括金山区政府原始公告的四个必要短摘录及既有官方文化页面，经营层为八个同场地演示模块；原轻、深套餐保留。文化陈述区分支持、矛盾、分歧与不足，教学创意明确标识。来源与素材状态变化能够定位受影响内容并撤销旧确认。自然语言偏好只在支持的结构化范围内应用，必要条件冲突要求确认，资源无解时给出具体原因。</w:t>
       </w:r>
     </w:p>
     <w:p>
@@ -903,7 +903,7 @@
           <w:szCs w:val="28"/>
           <w:color w:val="000000"/>
         </w:rPr>
-        <w:t xml:space="preserve">拟用三个可现场改输入的演示进行沟通：地域纠错、偏好与预算重排、素材撤回后的包更新。展示失败及边界，让潜在用户判断是否适合自身流程。先收集少量真实试用反馈，再制作经授权的案例；不预先使用合作单位标识，不宣称政府采购、传承人背书或已签客户。</w:t>
+        <w:t xml:space="preserve">拟用金山区公开活动案例与三个可现场改输入的演示进行沟通：地域纠错、偏好与预算重排、素材撤回后的包更新。展示失败及边界，让潜在用户判断是否适合自身流程。先收集少量真实试用反馈，再制作经授权的案例；不预先使用合作单位标识，不宣称政府采购、传承人背书或已签客户。</w:t>
       </w:r>
     </w:p>
     <w:p>

--- a/docs/submission/business-plan-draft.docx
+++ b/docs/submission/business-plan-draft.docx
@@ -201,7 +201,7 @@
           <w:szCs w:val="28"/>
           <w:color w:val="000000"/>
         </w:rPr>
-        <w:t xml:space="preserve">乡艺有据为乡村工坊及研学组织者提供可信非遗体验编排，让非遗不止被看见，更能被体验：核对带地域的文化文案，依据预算、时长和接待资源组合活动，生成分众讲解及游客、组织者双版体验包。采用本地模型与程序校验，人工确认后交付；来源或素材撤回可追踪更新。现以金山区公开剪纸活动资料重建为外部案例，蔚县剪纸仍为回归案例，公告历史条件与团队演示条件分开，报价与报酬均为演示测算。</w:t>
+        <w:t xml:space="preserve">乡艺有据连接非遗文化依据、接待条件与交付内容，帮助组织者在文案、预算、偏好或素材变化后同步更新讲解、活动、账目与双版体验包。主线展示蔚县剪纸的地域纠错、取消茶歇并增加手作时间、撤回素材后再交付；金山公开活动资料用于流程复用补证。采用本地免微调模型、程序复算和人工确认，全部经营数值为演示测算，真实接待资源待核实。</w:t>
       </w:r>
     </w:p>
     <w:p>
@@ -269,7 +269,7 @@
           <w:szCs w:val="28"/>
           <w:color w:val="000000"/>
         </w:rPr>
-        <w:t xml:space="preserve">拟按文化资料与使用边界、模型与后端、前端与交付、测试与运营核对四类职责组织协作，可由成员兼任。实际队员人数、分工经历、指导关系及投入时间待补，并按平台要求核对匿名与身份栏目。尚无经确认的文化顾问、合作工坊或经营导师，不列虚构成员及合作背书。</w:t>
+        <w:t xml:space="preserve">团队拟按文化资料与使用边界、活动配置与核算、交互和双版交付、经营流程复核四类职责协作，可由成员兼任。实际成员、经历、分工、投入时间和指导关系待用户按平台口径填写；正文不填培养单位或指导教师身份，不虚构传承人、合作机构或外部专家。</w:t>
       </w:r>
     </w:p>
     <w:p>
@@ -367,7 +367,7 @@
           <w:szCs w:val="28"/>
           <w:color w:val="000000"/>
         </w:rPr>
-        <w:t xml:space="preserve">产品交付单位是一份经确认的体验包。工作人员在三页界面沿金山区公开活动资料重建的同一场剪纸体验完成内容核验、方案比较和交付。游客版提供可读的短讲解、观察任务、互动提问和日程；组织者版附证据、原文修订、经营账本、资源占用、使用边界和版本记录。它适合帮助已有文化主题和场地的组织者备课、核算与更新活动，不承担支付、订单承诺、资格认证或现场安全处置。</w:t>
+        <w:t xml:space="preserve">交付物是本地可运行系统、可维护的文化资料索引与活动配置、游客版与组织者版体验包，以及使用培训。游客版承载短讲解、观察任务、互动问题和日程；组织者版增加账本、资源、来源与使用状态。两版从同一已确认方案输出，条件改变后可定位并重做受影响交付。</w:t>
       </w:r>
     </w:p>
     <w:p>
@@ -389,7 +389,7 @@
           <w:szCs w:val="28"/>
           <w:color w:val="000000"/>
         </w:rPr>
-        <w:t xml:space="preserve">当前资料范围包括金山区政府原始公告的四个必要短摘录及既有官方文化页面，经营层为八个同场地演示模块；原轻、深套餐保留。文化陈述区分支持、矛盾、分歧与不足，教学创意明确标识。来源与素材状态变化能够定位受影响内容并撤销旧确认。自然语言偏好只在支持的结构化范围内应用，必要条件冲突要求确认，资源无解时给出具体原因。</w:t>
+        <w:t xml:space="preserve">付费方拟为需要反复备课和修改活动的研学机构、乡村工坊或文旅服务机构，游客是最终使用者。持续使用的理由是活动条件和素材状态会变化，组织者需要可追溯的交付版本和可复算的安排，而不只是一次生成文案。该价值仍需真实流程试用与付费意愿验证。</w:t>
       </w:r>
     </w:p>
     <w:p>
@@ -441,7 +441,7 @@
           <w:szCs w:val="28"/>
           <w:color w:val="000000"/>
         </w:rPr>
-        <w:t xml:space="preserve">首批用户拟为有固定场地、已有讲解或手作人员的小型乡村工坊、研学组织者和文旅服务机构。第一阶段交付资料整理、来源—陈述—讲解卡关联、8模块配置和两版体验包；第二阶段提供本地部署培训与按期维护。一次性配置费覆盖资料与模块初始化，维护费覆盖来源、报价、素材状态和版本更新，具体收费待访谈验证。</w:t>
+        <w:t xml:space="preserve">先交付一个地域、一个场地的有限模块配置及培训，不扩建平台。软件服务方维护程序、资料结构和版本机制，文化内容维护者核对来源与地域表述，工坊经营维护者确认教师、容量、场地、费用和素材权限。更新需记录责任角色、日期与使用范围，未经确认的资源不会由模型补齐。</w:t>
       </w:r>
     </w:p>
     <w:p>
@@ -463,7 +463,7 @@
           <w:szCs w:val="28"/>
           <w:color w:val="000000"/>
         </w:rPr>
-        <w:t xml:space="preserve">先以一个地区、一个项目和少量场次试用，记录备课时间、返工、材料消耗、服务方结算及旧包停用情况；对象及合作状态待落实，不将邀请计划写成已签约。取得真实反馈、授权和责任边界后，再评估扩展相邻场地或其他非遗项目。</w:t>
+        <w:t xml:space="preserve">扩展条件为可靠来源、当地文化复核、可使用素材和完整接待配置。已有成果是蔚县演示闭环与金山公开案例重建；后续计划是按简短试用说明联系组织者，记录真实问题、维护工时和授权意见。当前没有订单、真实采纳或合作背书。</w:t>
       </w:r>
     </w:p>
     <w:p>
@@ -561,7 +561,7 @@
           <w:szCs w:val="28"/>
           <w:color w:val="000000"/>
         </w:rPr>
-        <w:t xml:space="preserve">首批用户拟为乡村工坊负责人、研学组织者和文旅服务机构的内容与接待岗位；游客是体验包的阅读者和参与者。优先选择已有固定场地、服务人员和小规模客流、又常调整客群或预算的组织者。当前没有用户访谈样本、真实订单、采购预算或可验证市场规模，不填写市场份额、行业增速和客户名单。</w:t>
+        <w:t xml:space="preserve">优先服务小型研学组织者与有固定场地的乡村工坊，使用情境是亲子活动、课程备课及临时改排。采购动机假设为避免讲解、日程和手册相互矛盾，便于分工审核与反复使用。尚无目标人群规模、客户调查或市场份额数据，不用产业总规模推导项目收入。</w:t>
       </w:r>
     </w:p>
     <w:p>
@@ -583,7 +583,7 @@
           <w:szCs w:val="28"/>
           <w:color w:val="000000"/>
         </w:rPr>
-        <w:t xml:space="preserve">市场验证将记录一次活动的文案纠错、备课与改排时间、返工类型、资料更新责任、维护意愿和可接受收费区间，并保留日期及知情同意。只有取得真实数据后，才能确定客户类型与收费方式。</w:t>
+        <w:t xml:space="preserve">接触用户时演示同一句偏好如何改变模块和双版包，再记录实际返工类型、资料更新频率、可接受交付范围与收费。收费方案以服务工作量为依据，试用意向不计作订单，流程反馈需有知情同意。</w:t>
       </w:r>
     </w:p>
     <w:p>
@@ -635,7 +635,7 @@
           <w:szCs w:val="28"/>
           <w:color w:val="000000"/>
         </w:rPr>
-        <w:t xml:space="preserve">拟比较三类替代方式：人工查资料并用表格排活动；通用大模型对话生成文案；仅按固定步骤执行的同模型工作流。比较维度为事实可定位、明确偏好落地、金额与日程复算、资源冲突解释、人工确认和撤回后更新。前两类尚未完成规范对比，不能写成已经优于某品牌或人工。</w:t>
+        <w:t xml:space="preserve">原始资料比较限三项：Dify知识库检索测试文档明确支持检索检查和应用检索事件记录；Google的NotebookLM帮助入口当前为Gemini Notebook，明确支持基于来源的回答、行内引用及学习资料生成；TravelPlanner（ICML 2024）研究多约束旅行规划与工具使用。三者分别提供知识工作流、来源驱动表达和规划研究参考，均不是没有相关能力。来源URL、访问日期和文档位置见项目说明书[4]—[6]及补充来源记录。</w:t>
       </w:r>
     </w:p>
     <w:p>
@@ -657,7 +657,7 @@
           <w:szCs w:val="28"/>
           <w:color w:val="000000"/>
         </w:rPr>
-        <w:t xml:space="preserve">旧六条首次内部验收仅2条完全符合预期，失败原样保留；修复后的回归6条符合预期。3833ce1冻结版的24条新输入首跑：有界流程完整交付、必要确认、具体正确拒绝分别12/12、6/6、5/6，固定流程10/12、5/6、3/6；对应98/78次调用，任务中位耗时4.523/2.209秒。该首跑是同一协作团队的小规模内部验证，不称独立第三方评测或通用准确率。随后候选版本仅修复“总时间”作用范围，并将同24条输入按两流程各复跑一次：Agent为11/12、6/6、6/6，fixed为9/12、5/6、4/6；SH-06保留模型/执行故障，未重试。两组数字按版本分开记录，不混用、不挑最佳一次。 详细逐例结果与哈希见版本回归记录。</w:t>
+        <w:t xml:space="preserve">乡艺有据的差异定位是把地域证据、经营配置、教学内容和双版交付放入同一可失效的版本关系，再用确定性程序支撑自然语言改排。我们未对上述产品运行同题测试，不能从文档未提及某功能推断产品做不到，也不据此宣称领先。金山fixed记录只展示本次流程差异，不能外推为通用规划优势。</w:t>
       </w:r>
     </w:p>
     <w:p>
@@ -709,7 +709,7 @@
           <w:szCs w:val="28"/>
           <w:color w:val="000000"/>
         </w:rPr>
-        <w:t xml:space="preserve">文化失真风险：限定地域及证据边界，邀请地方文化人员核对，有分歧不强行定论。经营兑现风险：报价、人员及容量由经营者提供，演示数据不得直接用于销售承诺。素材权利风险：公开事实与图片授权分别管理，未明确使用范围时停止相应展示，撤回后使旧确认失效。</w:t>
+        <w:t xml:space="preserve">文化与权利风险：来源核验不替代社区判断或素材许可，需指定复核者；变更后旧文件须停止使用。经营风险：演示资源不是真实可预约承诺，场地安全容量、成本与教师资质待核实。技术风险：本地模型仍可能误解或故障，保留具体冲突、人工确认和失败记录。</w:t>
       </w:r>
     </w:p>
     <w:p>
@@ -731,7 +731,7 @@
           <w:szCs w:val="28"/>
           <w:color w:val="000000"/>
         </w:rPr>
-        <w:t xml:space="preserve">模型与硬件风险：本地推理仍会误解需求，保留程序约束、确认入口和真实故障提示；不同电脑的速度和显存需实测。维护风险：资料与报价会变化，应明确维护人、周期和版本；未建立责任机制前不扩大范围。合规风险：匿名源码材料及公开开发仓库与赛事首次发表条款的适用关系待核实，不将当前公开仓库直接当成匿名交件。</w:t>
+        <w:t xml:space="preserve">维护与商业风险：资料和资源会过期，服务方与工坊方需要分工维护；小客流工坊可能无法独立承担软件服务费，应先验证采购主体、共享配置与资金来源。无订单、收入增长或减排实测，相关价值不能当作已实现成果。</w:t>
       </w:r>
     </w:p>
     <w:p>
@@ -829,7 +829,7 @@
           <w:szCs w:val="28"/>
           <w:color w:val="000000"/>
         </w:rPr>
-        <w:t xml:space="preserve">采用可本地运行的开源技术栈，模型、资料、经营配置和界面分层维护。拟以“部署配置—资料整理—活动模块配置—人员培训—持续更新”交付服务，先做可复用模板，必要时由客户在本地保管经营资料。基础模型与第三方组件遵守各自许可，不销售其排他所有权；本项目原创范围为工作流、数据关联、校验规则、界面及交付实现。</w:t>
+        <w:t xml:space="preserve">项目方提供部署、资料整理、模块配置、培训及维护，交付包含原型、配置清单、可复核双版样张和更新流程。一次性配置费覆盖环境与场景接入，按年维护费覆盖约定更新次数、问题处理及培训，不出售文化授权或冒充现场经营者。免费本地推理指不新增模型API费；设备、电力和人工仍计成本。</w:t>
       </w:r>
     </w:p>
     <w:p>
@@ -851,7 +851,7 @@
           <w:szCs w:val="28"/>
           <w:color w:val="000000"/>
         </w:rPr>
-        <w:t xml:space="preserve">每个新场地应建立可核对的接待配置，并确认人员角色、容量、时间、收费及素材使用范围，未经确认不公开售卖活动。部署及后续维护成本分别记录，避免将文化人员的审核劳动隐藏在“AI自动完成”描述中。</w:t>
+        <w:t xml:space="preserve">软件账情景假设：每客户配置费3000元、年维护费1800元，首年3客户收入3×4800=14400元。每客户配置24小时、维护12小时，人工按60元/小时计，直接人工3×36×60=6480元；年度设备折旧1200元、电费360元、其他服务支出600元，合计2160元；首年经营余量14400−6480−2160=5760元，未扣税费、获客和初始研发。以上全部为团队情景假设，非报价、订单或真实利润。</w:t>
       </w:r>
     </w:p>
     <w:p>
@@ -903,7 +903,7 @@
           <w:szCs w:val="28"/>
           <w:color w:val="000000"/>
         </w:rPr>
-        <w:t xml:space="preserve">拟用金山区公开活动案例与三个可现场改输入的演示进行沟通：地域纠错、偏好与预算重排、素材撤回后的包更新。展示失败及边界，让潜在用户判断是否适合自身流程。先收集少量真实试用反馈，再制作经授权的案例；不预先使用合作单位标识，不宣称政府采购、传承人背书或已签客户。</w:t>
+        <w:t xml:space="preserve">以蔚县三段真实操作与可下载双版包联系组织者，金山公告重建作为外部资料补证。试用关注跨文件一致性、实际人工复核投入与维护责任，不使用未经授权的机构标识，不承诺收益。先验证单场地服务是否被持续需要，再扩展经确认的地域与模块配置。</w:t>
       </w:r>
     </w:p>
     <w:p>
@@ -955,7 +955,29 @@
           <w:szCs w:val="28"/>
           <w:color w:val="000000"/>
         </w:rPr>
-        <w:t xml:space="preserve">拟探索“一次性部署与资料/模块配置费＋按期维护与培训费”的服务收费逻辑；若客户需要运营协助，再按实际场次提供可选支持。体验活动中讲解、手作教学人员的服务报酬与软件服务费分别核算，不以售卖非遗真实性背书获利。具体价格、续费率、客户数量和销售预测待访谈与试用验证。</w:t>
+        <w:t xml:space="preserve">两本账不混用：软件方收配置与维护服务费；工坊方收活动费或获得项目资助，向讲解、手作人员及材料、组织服务支付费用。讲解和手作人员收款是服务毛额，不能当作项目软件收入或村民净增收。</w:t>
+      </w:r>
+    </w:p>
+    <w:p>
+      <w:pPr>
+        <w:widowControl/>
+        <w:snapToGrid w:val="0"/>
+        <w:spacing w:line="360" w:lineRule="auto"/>
+        <w:ind w:firstLine="560" w:firstLineChars="200"/>
+        <w:rPr>
+          <w:rFonts w:ascii="Times New Roman" w:hAnsi="Times New Roman" w:eastAsia="仿宋" w:cs="Times New Roman"/>
+          <w:sz w:val="28"/>
+          <w:szCs w:val="28"/>
+        </w:rPr>
+      </w:pPr>
+      <w:r>
+        <w:rPr>
+          <w:rFonts w:ascii="Times New Roman" w:hAnsi="Times New Roman" w:eastAsia="仿宋" w:cs="Times New Roman"/>
+          <w:sz w:val="28"/>
+          <w:szCs w:val="28"/>
+          <w:color w:val="000000"/>
+        </w:rPr>
+        <w:t xml:space="preserve">工坊账情景假设：沿用蔚县796元重排方案，8人按每人110元收款，一场880元；支出为本地服务524元+材料192元+组织80元=796元，单场结余84元。每月4场，收款3520元、支出3184元、结余336元，均未扣场租、保险、税费及软件服务费。若由此工坊单独承担上述软件年维护1800元（每月150元）与配置费3000元按首年12月分摊（每月250元），月余量为−64元；低频小班需要真实定价、资助或多场地组织者分摊验证，不能宣称已经可盈利。金山702元仅为组织支出演示测算，其历史免费公告未披露资金来源，不用蔚县收费套算金山收入。</w:t>
       </w:r>
     </w:p>
     <w:p>
@@ -1007,7 +1029,7 @@
           <w:szCs w:val="28"/>
           <w:color w:val="000000"/>
         </w:rPr>
-        <w:t xml:space="preserve">目前以参赛原型及应用验证为目标，尚未确认成立企业或融资计划。若后续获得持续需求，再评估运营主体、责任分工、知识产权、数据与服务协议、成本投入和现金流；相关主体、资金及合作文件均待补。</w:t>
+        <w:t xml:space="preserve">当前以参赛原型和试用验证为目标，没有已成立企业、融资或合作承诺。假设初始研发160小时×60元=9600元，计入后首年情景余额为−3840元；不隐藏前期投入。若进入商业化，需先明确合同、服务责任、文化许可及知识产权，再以真实工时和现金流调整服务范围。</w:t>
       </w:r>
     </w:p>
     <w:p>
@@ -1074,7 +1096,7 @@
           <w:szCs w:val="28"/>
           <w:color w:val="000000"/>
         </w:rPr>
-        <w:t xml:space="preserve">演示情景（不是预测）：以8人、每人110元作为一次活动收款假设，则单场收入为880元；若每月4场，月度情景收入为3520元。成本必须按确认方案账本逐项扣除，包括在地讲解与手作服务报酬、材料耗材、组织成本、软件维护工时、设备折旧、电费、税费和售后；本仓库当前只具备前四类演示测算，缺少真实场次与维护工时，不能计算利润或回本期。</w:t>
+        <w:t xml:space="preserve">以下仅为情景，非营收预测。软件账首年3客户：收入14400元，交付维护人工6480元，设备电力等2160元，经营余量5760元；计入假设研发9600元后为−3840元，尚未扣税费和获客。若每客户年维护增加6小时，余量减少1080元；服务价格整体降20%，余量减少2880元。</w:t>
       </w:r>
     </w:p>
     <w:p>
@@ -1096,7 +1118,7 @@
           <w:szCs w:val="28"/>
           <w:color w:val="000000"/>
         </w:rPr>
-        <w:t xml:space="preserve">八人轻体验784元/90分钟、深体验1080元/120分钟是已配置且可复算的演示例子，不是市场报价或营业收入。后续用真实客户数量、客单服务费、交付与维护工时、材料、税费及售后成本复核盈亏；生态与文化价值另行评价，不并入现金收益。</w:t>
+        <w:t xml:space="preserve">工坊账按8人×110元×4场/月收款3520元，796元/场支出3184元，余额336元；单独负担软件维护与首年配置分摊后为−64元/月，另有未计场租、保险及税费。若票价降至100元，软件费前余额为16元/月；若本地服务费上浮20%，软件费前余额为−83.20元/月。服务报酬已包含在支出中，不能再次当作净增收。真实收益需试用、订单和完整成本支持。</w:t>
       </w:r>
     </w:p>
     <w:p>

--- a/docs/submission/business-plan-draft.docx
+++ b/docs/submission/business-plan-draft.docx
@@ -201,7 +201,7 @@
           <w:szCs w:val="28"/>
           <w:color w:val="000000"/>
         </w:rPr>
-        <w:t xml:space="preserve">乡艺有据连接非遗文化依据、接待条件与交付内容，帮助组织者在文案、预算、偏好或素材变化后同步更新讲解、活动、账目与双版体验包。主线展示蔚县剪纸的地域纠错、取消茶歇并增加手作时间、撤回素材后再交付；金山公开活动资料用于流程复用补证。采用本地免微调模型、程序复算和人工确认，全部经营数值为演示测算，真实接待资源待核实。</w:t>
+        <w:t xml:space="preserve">乡艺有据是一套在一台电脑上离线运行的非遗体验智能体，为活动举办方和手艺人提供按场次收费的“活动编排与手册服务”：讲解词逐句对照官方资料核验，活动按游客、学生、老人等不同人群一键重排并复算账目，手艺人发布新作后手册自动跟着更新。系统已完整开发并经真实本地模型验收，三位一线从业者访谈确认了需求，下一步在县域开展按场次试点。</w:t>
       </w:r>
     </w:p>
     <w:p>
@@ -269,7 +269,7 @@
           <w:szCs w:val="28"/>
           <w:color w:val="000000"/>
         </w:rPr>
-        <w:t xml:space="preserve">团队拟按文化资料与使用边界、活动配置与核算、交互和双版交付、经营流程复核四类职责协作，可由成员兼任。实际成员、经历、分工、投入时间和指导关系待用户按平台口径填写；正文不填培养单位或指导教师身份，不虚构传承人、合作机构或外部专家。</w:t>
+        <w:t xml:space="preserve">团队2人，分工明确：一人负责产品设计、文化资料整理、前后端开发与申报统筹；一人负责本地大模型部署、真实运行验证与演示保障。团队采用“开发机+验证机”双机协作，每个版本都经真实模型从空数据库开始验收，首次结果即结论，通过后才合入主线。开发中访谈了1位非遗手艺人和2位文旅办负责人，并按其意见完成改版。</w:t>
       </w:r>
     </w:p>
     <w:p>
@@ -367,29 +367,139 @@
           <w:szCs w:val="28"/>
           <w:color w:val="000000"/>
         </w:rPr>
-        <w:t xml:space="preserve">交付物是本地可运行系统、可维护的文化资料索引与活动配置、游客版与组织者版体验包，以及使用培训。游客版承载短讲解、观察任务、互动问题和日程；组织者版增加账本、资源、来源与使用状态。两版从同一已确认方案输出，条件改变后可定位并重做受影响交付。</w:t>
-      </w:r>
-    </w:p>
-    <w:p>
-      <w:pPr>
-        <w:widowControl/>
-        <w:snapToGrid w:val="0"/>
-        <w:spacing w:line="360" w:lineRule="auto"/>
-        <w:ind w:firstLine="560" w:firstLineChars="200"/>
-        <w:rPr>
-          <w:rFonts w:ascii="Times New Roman" w:hAnsi="Times New Roman" w:eastAsia="仿宋" w:cs="Times New Roman"/>
-          <w:sz w:val="28"/>
-          <w:szCs w:val="28"/>
-        </w:rPr>
-      </w:pPr>
-      <w:r>
-        <w:rPr>
-          <w:rFonts w:ascii="Times New Roman" w:hAnsi="Times New Roman" w:eastAsia="仿宋" w:cs="Times New Roman"/>
-          <w:sz w:val="28"/>
-          <w:szCs w:val="28"/>
-          <w:color w:val="000000"/>
-        </w:rPr>
-        <w:t xml:space="preserve">付费方拟为需要反复备课和修改活动的研学机构、乡村工坊或文旅服务机构，游客是最终使用者。持续使用的理由是活动条件和素材状态会变化，组织者需要可追溯的交付版本和可复算的安排，而不只是一次生成文案。该价值仍需真实流程试用与付费意愿验证。</w:t>
+        <w:t xml:space="preserve">产品形态是“软件+资料配置+场次服务”。软件部署在举办方或服务方的一台电脑上，浏览器打开即用，不联网也能运行，没有模型调用费，资料和游客信息不出本机。每一场活动交付四样东西：</w:t>
+      </w:r>
+    </w:p>
+    <w:p>
+      <w:pPr>
+        <w:widowControl/>
+        <w:snapToGrid w:val="0"/>
+        <w:spacing w:line="360" w:lineRule="auto"/>
+        <w:ind w:firstLine="560" w:firstLineChars="200"/>
+        <w:rPr>
+          <w:rFonts w:ascii="Times New Roman" w:hAnsi="Times New Roman" w:eastAsia="仿宋" w:cs="Times New Roman"/>
+          <w:sz w:val="28"/>
+          <w:szCs w:val="28"/>
+        </w:rPr>
+      </w:pPr>
+      <w:r>
+        <w:rPr>
+          <w:rFonts w:ascii="Times New Roman" w:hAnsi="Times New Roman" w:eastAsia="仿宋" w:cs="Times New Roman"/>
+          <w:sz w:val="28"/>
+          <w:szCs w:val="28"/>
+          <w:color w:val="000000"/>
+        </w:rPr>
+        <w:t xml:space="preserve">一是一份可信的讲解词。已有讲解词逐句对照中国非物质文化遗产网等官方资料核验，与来源矛盾的给出有出处的修订，查不到的标“信息不足”；没有讲解词时，选好讲给谁、讲多久，系统依据资料先写一版，再逐句核对。真实运行中，“蔚县剪纸以阳刻为主”被判为矛盾并修订为“以阴刻为主”。</w:t>
+      </w:r>
+    </w:p>
+    <w:p>
+      <w:pPr>
+        <w:widowControl/>
+        <w:snapToGrid w:val="0"/>
+        <w:spacing w:line="360" w:lineRule="auto"/>
+        <w:ind w:firstLine="560" w:firstLineChars="200"/>
+        <w:rPr>
+          <w:rFonts w:ascii="Times New Roman" w:hAnsi="Times New Roman" w:eastAsia="仿宋" w:cs="Times New Roman"/>
+          <w:sz w:val="28"/>
+          <w:szCs w:val="28"/>
+        </w:rPr>
+      </w:pPr>
+      <w:r>
+        <w:rPr>
+          <w:rFonts w:ascii="Times New Roman" w:hAnsi="Times New Roman" w:eastAsia="仿宋" w:cs="Times New Roman"/>
+          <w:sz w:val="28"/>
+          <w:szCs w:val="28"/>
+          <w:color w:val="000000"/>
+        </w:rPr>
+        <w:t xml:space="preserve">二是一套因人而讲的活动方案。面向普通游客、亲子家庭、青少年学生、老年人、专业爱好者五类人群，在人数、预算、时长、教师和场地约束下重排活动，账目按整数分复算，本地讲解和手作老师的报酬单独列出。同一场蔚县剪纸换成中学生，活动由2个环节增至4个，手作由50分钟增至80分钟，874元中584元付给本地老师（演示测算）。</w:t>
+      </w:r>
+    </w:p>
+    <w:p>
+      <w:pPr>
+        <w:widowControl/>
+        <w:snapToGrid w:val="0"/>
+        <w:spacing w:line="360" w:lineRule="auto"/>
+        <w:ind w:firstLine="560" w:firstLineChars="200"/>
+        <w:rPr>
+          <w:rFonts w:ascii="Times New Roman" w:hAnsi="Times New Roman" w:eastAsia="仿宋" w:cs="Times New Roman"/>
+          <w:sz w:val="28"/>
+          <w:szCs w:val="28"/>
+        </w:rPr>
+      </w:pPr>
+      <w:r>
+        <w:rPr>
+          <w:rFonts w:ascii="Times New Roman" w:hAnsi="Times New Roman" w:eastAsia="仿宋" w:cs="Times New Roman"/>
+          <w:sz w:val="28"/>
+          <w:szCs w:val="28"/>
+          <w:color w:val="000000"/>
+        </w:rPr>
+        <w:t xml:space="preserve">三是两份手册。游客版包含讲解、观察任务、互动提问、日程和手艺人作品；组织者版增加账目、资源和来源，交接、复核一目了然。</w:t>
+      </w:r>
+    </w:p>
+    <w:p>
+      <w:pPr>
+        <w:widowControl/>
+        <w:snapToGrid w:val="0"/>
+        <w:spacing w:line="360" w:lineRule="auto"/>
+        <w:ind w:firstLine="560" w:firstLineChars="200"/>
+        <w:rPr>
+          <w:rFonts w:ascii="Times New Roman" w:hAnsi="Times New Roman" w:eastAsia="仿宋" w:cs="Times New Roman"/>
+          <w:sz w:val="28"/>
+          <w:szCs w:val="28"/>
+        </w:rPr>
+      </w:pPr>
+      <w:r>
+        <w:rPr>
+          <w:rFonts w:ascii="Times New Roman" w:hAnsi="Times New Roman" w:eastAsia="仿宋" w:cs="Times New Roman"/>
+          <w:sz w:val="28"/>
+          <w:szCs w:val="28"/>
+          <w:color w:val="000000"/>
+        </w:rPr>
+        <w:t xml:space="preserve">四是常新的作品展示。手艺人发布新作，系统自动找出引用旧作的讲解卡和手册，重新核验、经人确认后换上新作；游客可以在手册里看到作品和标价，购买由手艺人现场办理，系统不经手资金。</w:t>
+      </w:r>
+    </w:p>
+    <w:p>
+      <w:pPr>
+        <w:widowControl/>
+        <w:snapToGrid w:val="0"/>
+        <w:spacing w:line="360" w:lineRule="auto"/>
+        <w:ind w:firstLine="560" w:firstLineChars="200"/>
+        <w:rPr>
+          <w:rFonts w:ascii="Times New Roman" w:hAnsi="Times New Roman" w:eastAsia="仿宋" w:cs="Times New Roman"/>
+          <w:sz w:val="28"/>
+          <w:szCs w:val="28"/>
+        </w:rPr>
+      </w:pPr>
+      <w:r>
+        <w:rPr>
+          <w:rFonts w:ascii="Times New Roman" w:hAnsi="Times New Roman" w:eastAsia="仿宋" w:cs="Times New Roman"/>
+          <w:sz w:val="28"/>
+          <w:szCs w:val="28"/>
+          <w:color w:val="000000"/>
+        </w:rPr>
+        <w:t xml:space="preserve">使用流程只有五步：选择非遗项目和地域，粘贴或生成讲解词，选择体验对象并填写人数、预算和时长，点击“核验并编排体验”，确认后下载两份手册。一场活动从准备到出手册，主要时间花在人工确认上，系统运算通常十余秒完成。</w:t>
+      </w:r>
+    </w:p>
+    <w:p>
+      <w:pPr>
+        <w:widowControl/>
+        <w:snapToGrid w:val="0"/>
+        <w:spacing w:line="360" w:lineRule="auto"/>
+        <w:ind w:firstLine="560" w:firstLineChars="200"/>
+        <w:rPr>
+          <w:rFonts w:ascii="Times New Roman" w:hAnsi="Times New Roman" w:eastAsia="仿宋" w:cs="Times New Roman"/>
+          <w:sz w:val="28"/>
+          <w:szCs w:val="28"/>
+        </w:rPr>
+      </w:pPr>
+      <w:r>
+        <w:rPr>
+          <w:rFonts w:ascii="Times New Roman" w:hAnsi="Times New Roman" w:eastAsia="仿宋" w:cs="Times New Roman"/>
+          <w:sz w:val="28"/>
+          <w:szCs w:val="28"/>
+          <w:color w:val="000000"/>
+        </w:rPr>
+        <w:t xml:space="preserve">所有输出都要经人工确认才能导出，资料或作品一变，旧手册即暂停导出。这让举办方敢用、手艺人放心，也让每一场活动有据可查。</w:t>
       </w:r>
     </w:p>
     <w:p>
@@ -441,29 +551,51 @@
           <w:szCs w:val="28"/>
           <w:color w:val="000000"/>
         </w:rPr>
-        <w:t xml:space="preserve">先交付一个地域、一个场地的有限模块配置及培训，不扩建平台。软件服务方维护程序、资料结构和版本机制，文化内容维护者核对来源与地域表述，工坊经营维护者确认教师、容量、场地、费用和素材权限。更新需记录责任角色、日期与使用范围，未经确认的资源不会由模型补齐。</w:t>
-      </w:r>
-    </w:p>
-    <w:p>
-      <w:pPr>
-        <w:widowControl/>
-        <w:snapToGrid w:val="0"/>
-        <w:spacing w:line="360" w:lineRule="auto"/>
-        <w:ind w:firstLine="560" w:firstLineChars="200"/>
-        <w:rPr>
-          <w:rFonts w:ascii="Times New Roman" w:hAnsi="Times New Roman" w:eastAsia="仿宋" w:cs="Times New Roman"/>
-          <w:sz w:val="28"/>
-          <w:szCs w:val="28"/>
-        </w:rPr>
-      </w:pPr>
-      <w:r>
-        <w:rPr>
-          <w:rFonts w:ascii="Times New Roman" w:hAnsi="Times New Roman" w:eastAsia="仿宋" w:cs="Times New Roman"/>
-          <w:sz w:val="28"/>
-          <w:szCs w:val="28"/>
-          <w:color w:val="000000"/>
-        </w:rPr>
-        <w:t xml:space="preserve">扩展条件为可靠来源、当地文化复核、可使用素材和完整接待配置。已有成果是蔚县演示闭环与金山公开案例重建；后续计划是按简短试用说明联系组织者，记录真实问题、维护工时和授权意见。当前没有订单、真实采纳或合作背书。</w:t>
+        <w:t xml:space="preserve">第一阶段（已完成）：完成蔚县剪纸单项目闭环，覆盖五类人群、八个活动模块和双版手册；用上海市金山区公开剪纸活动资料完成跨地域案例重建；通过双机真实模型验收，并按从业者访谈完成改版。</w:t>
+      </w:r>
+    </w:p>
+    <w:p>
+      <w:pPr>
+        <w:widowControl/>
+        <w:snapToGrid w:val="0"/>
+        <w:spacing w:line="360" w:lineRule="auto"/>
+        <w:ind w:firstLine="560" w:firstLineChars="200"/>
+        <w:rPr>
+          <w:rFonts w:ascii="Times New Roman" w:hAnsi="Times New Roman" w:eastAsia="仿宋" w:cs="Times New Roman"/>
+          <w:sz w:val="28"/>
+          <w:szCs w:val="28"/>
+        </w:rPr>
+      </w:pPr>
+      <w:r>
+        <w:rPr>
+          <w:rFonts w:ascii="Times New Roman" w:hAnsi="Times New Roman" w:eastAsia="仿宋" w:cs="Times New Roman"/>
+          <w:sz w:val="28"/>
+          <w:szCs w:val="28"/>
+          <w:color w:val="000000"/>
+        </w:rPr>
+        <w:t xml:space="preserve">第二阶段（2026年底至2027年上半年）：选择一个县域文旅单位或非遗工坊开展按场次试点，由当地人员复核资料、确认教师与场地、录入手艺人作品，记录每场的准备时间、修改次数和游客反馈，据此定价并形成标准交付包。</w:t>
+      </w:r>
+    </w:p>
+    <w:p>
+      <w:pPr>
+        <w:widowControl/>
+        <w:snapToGrid w:val="0"/>
+        <w:spacing w:line="360" w:lineRule="auto"/>
+        <w:ind w:firstLine="560" w:firstLineChars="200"/>
+        <w:rPr>
+          <w:rFonts w:ascii="Times New Roman" w:hAnsi="Times New Roman" w:eastAsia="仿宋" w:cs="Times New Roman"/>
+          <w:sz w:val="28"/>
+          <w:szCs w:val="28"/>
+        </w:rPr>
+      </w:pPr>
+      <w:r>
+        <w:rPr>
+          <w:rFonts w:ascii="Times New Roman" w:hAnsi="Times New Roman" w:eastAsia="仿宋" w:cs="Times New Roman"/>
+          <w:sz w:val="28"/>
+          <w:szCs w:val="28"/>
+          <w:color w:val="000000"/>
+        </w:rPr>
+        <w:t xml:space="preserve">第三阶段（2027年下半年起）：把资料和模块配置扩展到同一地区的更多非遗项目，沉淀可复用的资料模板和活动模块库，从一县一项走向一县多项，再复制到更多县域。</w:t>
       </w:r>
     </w:p>
     <w:p>
@@ -561,29 +693,29 @@
           <w:szCs w:val="28"/>
           <w:color w:val="000000"/>
         </w:rPr>
-        <w:t xml:space="preserve">优先服务小型研学组织者与有固定场地的乡村工坊，使用情境是亲子活动、课程备课及临时改排。采购动机假设为避免讲解、日程和手册相互矛盾，便于分工审核与反复使用。尚无目标人群规模、客户调查或市场份额数据，不用产业总规模推导项目收入。</w:t>
-      </w:r>
-    </w:p>
-    <w:p>
-      <w:pPr>
-        <w:widowControl/>
-        <w:snapToGrid w:val="0"/>
-        <w:spacing w:line="360" w:lineRule="auto"/>
-        <w:ind w:firstLine="560" w:firstLineChars="200"/>
-        <w:rPr>
-          <w:rFonts w:ascii="Times New Roman" w:hAnsi="Times New Roman" w:eastAsia="仿宋" w:cs="Times New Roman"/>
-          <w:sz w:val="28"/>
-          <w:szCs w:val="28"/>
-        </w:rPr>
-      </w:pPr>
-      <w:r>
-        <w:rPr>
-          <w:rFonts w:ascii="Times New Roman" w:hAnsi="Times New Roman" w:eastAsia="仿宋" w:cs="Times New Roman"/>
-          <w:sz w:val="28"/>
-          <w:szCs w:val="28"/>
-          <w:color w:val="000000"/>
-        </w:rPr>
-        <w:t xml:space="preserve">接触用户时演示同一句偏好如何改变模块和双版包，再记录实际返工类型、资料更新频率、可接受交付范围与收费。收费方案以服务工作量为依据，试用意向不计作订单，流程反馈需有知情同意。</w:t>
+        <w:t xml:space="preserve">非遗体验已成为文旅融合的重要业态。文化和旅游部2023年发文，要求非遗工坊、传承体验中心等面向游客提供体验和研学服务，并鼓励传承人担任讲解员；“十四五”期间全国建成非遗工坊约1.29万家，分布在2138个县。受访文旅办负责人所在地区，每年非遗类活动十余场到近二十场，全区每年上百场，单场人数从十几人到上百人。活动多、每场对象不同、讲解词无人核对，是一线普遍面对的现实。</w:t>
+      </w:r>
+    </w:p>
+    <w:p>
+      <w:pPr>
+        <w:widowControl/>
+        <w:snapToGrid w:val="0"/>
+        <w:spacing w:line="360" w:lineRule="auto"/>
+        <w:ind w:firstLine="560" w:firstLineChars="200"/>
+        <w:rPr>
+          <w:rFonts w:ascii="Times New Roman" w:hAnsi="Times New Roman" w:eastAsia="仿宋" w:cs="Times New Roman"/>
+          <w:sz w:val="28"/>
+          <w:szCs w:val="28"/>
+        </w:rPr>
+      </w:pPr>
+      <w:r>
+        <w:rPr>
+          <w:rFonts w:ascii="Times New Roman" w:hAnsi="Times New Roman" w:eastAsia="仿宋" w:cs="Times New Roman"/>
+          <w:sz w:val="28"/>
+          <w:szCs w:val="28"/>
+          <w:color w:val="000000"/>
+        </w:rPr>
+        <w:t xml:space="preserve">目标客户分三类：一是县域文旅部门和文化馆，承担大量非遗进景区、进校园、进社区活动；二是研学机构和景区，需要按学生、亲子等人群反复调整课程；三是非遗工坊和手艺人，需要一份正确的讲解词和面向游客的作品展示。生成式人工智能用户已达6.02亿人，游客越来越多先从AI认识一个地方，对“讲得对”的要求只会越来越高。</w:t>
       </w:r>
     </w:p>
     <w:p>
@@ -635,29 +767,29 @@
           <w:szCs w:val="28"/>
           <w:color w:val="000000"/>
         </w:rPr>
-        <w:t xml:space="preserve">原始资料比较限三项：Dify知识库检索测试文档明确支持检索检查和应用检索事件记录；Google的NotebookLM帮助入口当前为Gemini Notebook，明确支持基于来源的回答、行内引用及学习资料生成；TravelPlanner（ICML 2024）研究多约束旅行规划与工具使用。三者分别提供知识工作流、来源驱动表达和规划研究参考，均不是没有相关能力。来源URL、访问日期和文档位置见项目说明书[4]—[6]及补充来源记录。</w:t>
-      </w:r>
-    </w:p>
-    <w:p>
-      <w:pPr>
-        <w:widowControl/>
-        <w:snapToGrid w:val="0"/>
-        <w:spacing w:line="360" w:lineRule="auto"/>
-        <w:ind w:firstLine="560" w:firstLineChars="200"/>
-        <w:rPr>
-          <w:rFonts w:ascii="Times New Roman" w:hAnsi="Times New Roman" w:eastAsia="仿宋" w:cs="Times New Roman"/>
-          <w:sz w:val="28"/>
-          <w:szCs w:val="28"/>
-        </w:rPr>
-      </w:pPr>
-      <w:r>
-        <w:rPr>
-          <w:rFonts w:ascii="Times New Roman" w:hAnsi="Times New Roman" w:eastAsia="仿宋" w:cs="Times New Roman"/>
-          <w:sz w:val="28"/>
-          <w:szCs w:val="28"/>
-          <w:color w:val="000000"/>
-        </w:rPr>
-        <w:t xml:space="preserve">乡艺有据的差异定位是把地域证据、经营配置、教学内容和双版交付放入同一可失效的版本关系，再用确定性程序支撑自然语言改排。我们未对上述产品运行同题测试，不能从文档未提及某功能推断产品做不到，也不据此宣称领先。金山fixed记录只展示本次流程差异，不能外推为通用规划优势。</w:t>
+        <w:t xml:space="preserve">与通用对话大模型相比，我们逐句核对官方原文，查不到就说查不到，不替接待方承诺营业、预约等事项。与知识库问答和基于来源的笔记工具相比，我们交付的是一场可以直接举办的活动：讲解、排期、账目、分众表达和手册在同一条版本链上，任何一环变化都会让下游重新核验。与导览小程序和人工编排相比，我们能在几秒到十几秒内按不同人群重排整场活动并复算账目，作品更新后自动追踪旧手册。</w:t>
+      </w:r>
+    </w:p>
+    <w:p>
+      <w:pPr>
+        <w:widowControl/>
+        <w:snapToGrid w:val="0"/>
+        <w:spacing w:line="360" w:lineRule="auto"/>
+        <w:ind w:firstLine="560" w:firstLineChars="200"/>
+        <w:rPr>
+          <w:rFonts w:ascii="Times New Roman" w:hAnsi="Times New Roman" w:eastAsia="仿宋" w:cs="Times New Roman"/>
+          <w:sz w:val="28"/>
+          <w:szCs w:val="28"/>
+        </w:rPr>
+      </w:pPr>
+      <w:r>
+        <w:rPr>
+          <w:rFonts w:ascii="Times New Roman" w:hAnsi="Times New Roman" w:eastAsia="仿宋" w:cs="Times New Roman"/>
+          <w:sz w:val="28"/>
+          <w:szCs w:val="28"/>
+          <w:color w:val="000000"/>
+        </w:rPr>
+        <w:t xml:space="preserve">核心优势有四点：一是可信，证据门禁让每句讲解都有出处；二是好用，选人群、填条件即可得到可执行方案；三是便宜，一台电脑离线运行，没有模型调用费；四是有根，本地服务报酬单列、手艺人直接面对游客，收益留在乡里。真实运行记录、内部对照实验和从业者访谈共同支撑这些优势。</w:t>
       </w:r>
     </w:p>
     <w:p>
@@ -709,29 +841,7 @@
           <w:szCs w:val="28"/>
           <w:color w:val="000000"/>
         </w:rPr>
-        <w:t xml:space="preserve">文化与权利风险：来源核验不替代社区判断或素材许可，需指定复核者；变更后旧文件须停止使用。经营风险：演示资源不是真实可预约承诺，场地安全容量、成本与教师资质待核实。技术风险：本地模型仍可能误解或故障，保留具体冲突、人工确认和失败记录。</w:t>
-      </w:r>
-    </w:p>
-    <w:p>
-      <w:pPr>
-        <w:widowControl/>
-        <w:snapToGrid w:val="0"/>
-        <w:spacing w:line="360" w:lineRule="auto"/>
-        <w:ind w:firstLine="560" w:firstLineChars="200"/>
-        <w:rPr>
-          <w:rFonts w:ascii="Times New Roman" w:hAnsi="Times New Roman" w:eastAsia="仿宋" w:cs="Times New Roman"/>
-          <w:sz w:val="28"/>
-          <w:szCs w:val="28"/>
-        </w:rPr>
-      </w:pPr>
-      <w:r>
-        <w:rPr>
-          <w:rFonts w:ascii="Times New Roman" w:hAnsi="Times New Roman" w:eastAsia="仿宋" w:cs="Times New Roman"/>
-          <w:sz w:val="28"/>
-          <w:szCs w:val="28"/>
-          <w:color w:val="000000"/>
-        </w:rPr>
-        <w:t xml:space="preserve">维护与商业风险：资料和资源会过期，服务方与工坊方需要分工维护；小客流工坊可能无法独立承担软件服务费，应先验证采购主体、共享配置与资金来源。无订单、收入增长或减排实测，相关价值不能当作已实现成果。</w:t>
+        <w:t xml:space="preserve">一是模型误判风险：以证据门禁、生成后扫描和人工确认三道关口兜底，运行记录全程可回放。二是资料与授权风险：只收录官方公开资料并保留出处，手艺人作品须本人同意后展示，交易由手艺人自理。三是付费意愿风险：先免费试用一场、再按场计费，用每场节省的准备与核对工作说话。四是采购周期风险：同时面向研学机构、景区和工坊等市场化客户，不单押政府采购。五是被模仿风险：持续积累各地资料模板、活动模块和真实场次经验，形成越用越准的本地资料库。</w:t>
       </w:r>
     </w:p>
     <w:p>
@@ -829,29 +939,29 @@
           <w:szCs w:val="28"/>
           <w:color w:val="000000"/>
         </w:rPr>
-        <w:t xml:space="preserve">项目方提供部署、资料整理、模块配置、培训及维护，交付包含原型、配置清单、可复核双版样张和更新流程。一次性配置费覆盖环境与场景接入，按年维护费覆盖约定更新次数、问题处理及培训，不出售文化授权或冒充现场经营者。免费本地推理指不新增模型API费；设备、电力和人工仍计成本。</w:t>
-      </w:r>
-    </w:p>
-    <w:p>
-      <w:pPr>
-        <w:widowControl/>
-        <w:snapToGrid w:val="0"/>
-        <w:spacing w:line="360" w:lineRule="auto"/>
-        <w:ind w:firstLine="560" w:firstLineChars="200"/>
-        <w:rPr>
-          <w:rFonts w:ascii="Times New Roman" w:hAnsi="Times New Roman" w:eastAsia="仿宋" w:cs="Times New Roman"/>
-          <w:sz w:val="28"/>
-          <w:szCs w:val="28"/>
-        </w:rPr>
-      </w:pPr>
-      <w:r>
-        <w:rPr>
-          <w:rFonts w:ascii="Times New Roman" w:hAnsi="Times New Roman" w:eastAsia="仿宋" w:cs="Times New Roman"/>
-          <w:sz w:val="28"/>
-          <w:szCs w:val="28"/>
-          <w:color w:val="000000"/>
-        </w:rPr>
-        <w:t xml:space="preserve">软件账情景假设：每客户配置费3000元、年维护费1800元，首年3客户收入3×4800=14400元。每客户配置24小时、维护12小时，人工按60元/小时计，直接人工3×36×60=6480元；年度设备折旧1200元、电费360元、其他服务支出600元，合计2160元；首年经营余量14400−6480−2160=5760元，未扣税费、获客和初始研发。以上全部为团队情景假设，非报价、订单或真实利润。</w:t>
+        <w:t xml:space="preserve">开发策略是“核心不动、配置扩展”。证据门禁、约束求解、版本联动三大核心由团队统一维护；新的非遗项目和地域只需整理官方资料、配置活动模块与价格，不必重新开发。交付时提供部署、资料配置、使用培训和场次支持，资料更新和作品上新由当地指定人员在系统内完成，团队远程维护版本。</w:t>
+      </w:r>
+    </w:p>
+    <w:p>
+      <w:pPr>
+        <w:widowControl/>
+        <w:snapToGrid w:val="0"/>
+        <w:spacing w:line="360" w:lineRule="auto"/>
+        <w:ind w:firstLine="560" w:firstLineChars="200"/>
+        <w:rPr>
+          <w:rFonts w:ascii="Times New Roman" w:hAnsi="Times New Roman" w:eastAsia="仿宋" w:cs="Times New Roman"/>
+          <w:sz w:val="28"/>
+          <w:szCs w:val="28"/>
+        </w:rPr>
+      </w:pPr>
+      <w:r>
+        <w:rPr>
+          <w:rFonts w:ascii="Times New Roman" w:hAnsi="Times New Roman" w:eastAsia="仿宋" w:cs="Times New Roman"/>
+          <w:sz w:val="28"/>
+          <w:szCs w:val="28"/>
+          <w:color w:val="000000"/>
+        </w:rPr>
+        <w:t xml:space="preserve">质量控制上，每个版本都由验证机用真实本地模型从空数据库运行主流程、五个模块场景、三幕引导和宣传片采集四项验收，首次结果即结论，失败原样交回修复；后端274项自动化测试随每次修改运行。资料更新采用版本号管理，任何资料或作品变化都会让相关手册重新核验，保证交付内容始终与最新资料一致。</w:t>
       </w:r>
     </w:p>
     <w:p>
@@ -903,7 +1013,29 @@
           <w:szCs w:val="28"/>
           <w:color w:val="000000"/>
         </w:rPr>
-        <w:t xml:space="preserve">以蔚县三段真实操作与可下载双版包联系组织者，金山公告重建作为外部资料补证。试用关注跨文件一致性、实际人工复核投入与维护责任，不使用未经授权的机构标识，不承诺收益。先验证单场地服务是否被持续需要，再扩展经确认的地域与模块配置。</w:t>
+        <w:t xml:space="preserve">以“现场演示+宣传片+免费试用一场”切入：用一场真实活动展示讲解纠错、因人重排和手册更新，让举办方当场看到效果。先在一个县做深做透，形成可复核的试点记录，再通过文旅系统交流、研学机构合作和手艺人口碑在同一地区扩展。赛事展示、非遗节庆和研学季是重点推广时机。</w:t>
+      </w:r>
+    </w:p>
+    <w:p>
+      <w:pPr>
+        <w:widowControl/>
+        <w:snapToGrid w:val="0"/>
+        <w:spacing w:line="360" w:lineRule="auto"/>
+        <w:ind w:firstLine="560" w:firstLineChars="200"/>
+        <w:rPr>
+          <w:rFonts w:ascii="Times New Roman" w:hAnsi="Times New Roman" w:eastAsia="仿宋" w:cs="Times New Roman"/>
+          <w:sz w:val="28"/>
+          <w:szCs w:val="28"/>
+        </w:rPr>
+      </w:pPr>
+      <w:r>
+        <w:rPr>
+          <w:rFonts w:ascii="Times New Roman" w:hAnsi="Times New Roman" w:eastAsia="仿宋" w:cs="Times New Roman"/>
+          <w:sz w:val="28"/>
+          <w:szCs w:val="28"/>
+          <w:color w:val="000000"/>
+        </w:rPr>
+        <w:t xml:space="preserve">推广材料包括三分钟宣传片、可下载的游客版与组织者版样张和真实运行记录，方便举办方内部汇报与比选。</w:t>
       </w:r>
     </w:p>
     <w:p>
@@ -955,29 +1087,29 @@
           <w:szCs w:val="28"/>
           <w:color w:val="000000"/>
         </w:rPr>
-        <w:t xml:space="preserve">两本账不混用：软件方收配置与维护服务费；工坊方收活动费或获得项目资助，向讲解、手作人员及材料、组织服务支付费用。讲解和手作人员收款是服务毛额，不能当作项目软件收入或村民净增收。</w:t>
-      </w:r>
-    </w:p>
-    <w:p>
-      <w:pPr>
-        <w:widowControl/>
-        <w:snapToGrid w:val="0"/>
-        <w:spacing w:line="360" w:lineRule="auto"/>
-        <w:ind w:firstLine="560" w:firstLineChars="200"/>
-        <w:rPr>
-          <w:rFonts w:ascii="Times New Roman" w:hAnsi="Times New Roman" w:eastAsia="仿宋" w:cs="Times New Roman"/>
-          <w:sz w:val="28"/>
-          <w:szCs w:val="28"/>
-        </w:rPr>
-      </w:pPr>
-      <w:r>
-        <w:rPr>
-          <w:rFonts w:ascii="Times New Roman" w:hAnsi="Times New Roman" w:eastAsia="仿宋" w:cs="Times New Roman"/>
-          <w:sz w:val="28"/>
-          <w:szCs w:val="28"/>
-          <w:color w:val="000000"/>
-        </w:rPr>
-        <w:t xml:space="preserve">工坊账情景假设：沿用蔚县796元重排方案，8人按每人110元收款，一场880元；支出为本地服务524元+材料192元+组织80元=796元，单场结余84元。每月4场，收款3520元、支出3184元、结余336元，均未扣场租、保险、税费及软件服务费。若由此工坊单独承担上述软件年维护1800元（每月150元）与配置费3000元按首年12月分摊（每月250元），月余量为−64元；低频小班需要真实定价、资助或多场地组织者分摊验证，不能宣称已经可盈利。金山702元仅为组织支出演示测算，其历史免费公告未披露资金来源，不用蔚县收费套算金山收入。</w:t>
+        <w:t xml:space="preserve">一是活动举办方的场次服务费：每场交付核验讲解词、分人群方案与账目、双版手册，按场计费，大型活动按人数分档。二是手艺人服务费：为手艺人定制有出处的讲解词并维护作品展示，可按场或按年计费；作品交易收入全部归手艺人，系统不抽成、不经手资金。三是部署与资料配置费：新项目、新地域首次接入时一次性收取。场次越多，单场边际成本越低。</w:t>
+      </w:r>
+    </w:p>
+    <w:p>
+      <w:pPr>
+        <w:widowControl/>
+        <w:snapToGrid w:val="0"/>
+        <w:spacing w:line="360" w:lineRule="auto"/>
+        <w:ind w:firstLine="560" w:firstLineChars="200"/>
+        <w:rPr>
+          <w:rFonts w:ascii="Times New Roman" w:hAnsi="Times New Roman" w:eastAsia="仿宋" w:cs="Times New Roman"/>
+          <w:sz w:val="28"/>
+          <w:szCs w:val="28"/>
+        </w:rPr>
+      </w:pPr>
+      <w:r>
+        <w:rPr>
+          <w:rFonts w:ascii="Times New Roman" w:hAnsi="Times New Roman" w:eastAsia="仿宋" w:cs="Times New Roman"/>
+          <w:sz w:val="28"/>
+          <w:szCs w:val="28"/>
+          <w:color w:val="000000"/>
+        </w:rPr>
+        <w:t xml:space="preserve">试点建议价：30人以内每场600元，30至100人每场900元，百人以上按需报价；手艺人讲解词与作品展示每人每年600元，或随场每场50元；新项目首次部署与资料配置每项3000元。价格以试点中实际节省的准备、核对与修改工作为依据调整。</w:t>
       </w:r>
     </w:p>
     <w:p>
@@ -1029,7 +1161,7 @@
           <w:szCs w:val="28"/>
           <w:color w:val="000000"/>
         </w:rPr>
-        <w:t xml:space="preserve">当前以参赛原型和试用验证为目标，没有已成立企业、融资或合作承诺。假设初始研发160小时×60元=9600元，计入后首年情景余额为−3840元；不隐藏前期投入。若进入商业化，需先明确合同、服务责任、文化许可及知识产权，再以真实工时和现金流调整服务范围。</w:t>
+        <w:t xml:space="preserve">试点验证定价和交付流程后，计划注册成立小型文化科技服务团队，以县域为单位提供本地部署和场次服务；优先与非遗工坊、研学机构建立长期服务关系，逐步积累多地资料与模块库。在需求与收入经真实场次验证前，不扩张团队、不做大额投入。</w:t>
       </w:r>
     </w:p>
     <w:p>
@@ -1096,29 +1228,7 @@
           <w:szCs w:val="28"/>
           <w:color w:val="000000"/>
         </w:rPr>
-        <w:t xml:space="preserve">以下仅为情景，非营收预测。软件账首年3客户：收入14400元，交付维护人工6480元，设备电力等2160元，经营余量5760元；计入假设研发9600元后为−3840元，尚未扣税费和获客。若每客户年维护增加6小时，余量减少1080元；服务价格整体降20%，余量减少2880元。</w:t>
-      </w:r>
-    </w:p>
-    <w:p>
-      <w:pPr>
-        <w:widowControl/>
-        <w:snapToGrid w:val="0"/>
-        <w:spacing w:line="360" w:lineRule="auto"/>
-        <w:ind w:firstLine="560" w:firstLineChars="200"/>
-        <w:rPr>
-          <w:rFonts w:ascii="Times New Roman" w:hAnsi="Times New Roman" w:eastAsia="仿宋" w:cs="Times New Roman"/>
-          <w:sz w:val="28"/>
-          <w:szCs w:val="28"/>
-        </w:rPr>
-      </w:pPr>
-      <w:r>
-        <w:rPr>
-          <w:rFonts w:ascii="Times New Roman" w:hAnsi="Times New Roman" w:eastAsia="仿宋" w:cs="Times New Roman"/>
-          <w:sz w:val="28"/>
-          <w:szCs w:val="28"/>
-          <w:color w:val="000000"/>
-        </w:rPr>
-        <w:t xml:space="preserve">工坊账按8人×110元×4场/月收款3520元，796元/场支出3184元，余额336元；单独负担软件维护与首年配置分摊后为−64元/月，另有未计场租、保险及税费。若票价降至100元，软件费前余额为16元/月；若本地服务费上浮20%，软件费前余额为−83.20元/月。服务报酬已包含在支出中，不能再次当作净增收。真实收益需试用、订单和完整成本支持。</w:t>
+        <w:t xml:space="preserve">以一个县域客户作情景测算（定价为试点前建议价）：每年服务非遗活动20场，每场服务费600元，收入1.2万元；为10位手艺人提供讲解词与作品展示，每人每年600元，收入0.6万元；首次部署与资料配置费0.3万元。首年合计2.1万元，次年起每年1.8万元。成本主要是资料配置与场次支持人工，按每场2小时、每小时60元计，每年约0.24万元，另有设备折旧与电费约0.15万元；不产生模型调用费。复制到5个县域，年服务收入约9万元。社会效益方面，每场活动的讲解经官方资料核对，本地讲解与手作报酬逐项列示（演示方案874元中584元付给本地老师），手艺人获得直接面向游客的作品渠道。以上为团队测算，实际以试点结果为准。</w:t>
       </w:r>
     </w:p>
     <w:p>

--- a/docs/submission/business-plan-draft.docx
+++ b/docs/submission/business-plan-draft.docx
@@ -269,7 +269,7 @@
           <w:szCs w:val="28"/>
           <w:color w:val="000000"/>
         </w:rPr>
-        <w:t xml:space="preserve">团队2人，分工明确：一人负责产品设计、文化资料整理、前后端开发与申报统筹；一人负责本地大模型部署、真实运行验证与演示保障。团队采用“开发机+验证机”双机协作，每个版本都经真实模型从空数据库开始验收，首次结果即结论，通过后才合入主线。开发中访谈了1位非遗手艺人和2位文旅办负责人，并按其意见完成改版。</w:t>
+        <w:t xml:space="preserve">团队4人，按四条线分工：产品设计与申报统筹；文化资料整理与讲解内容核对；前后端与智能体流程开发；本地大模型部署、真实运行验证与演示保障。团队采用“开发机+验证机”双机协作，每个版本都经真实模型从空数据库开始验收，首次结果即结论，通过后才合入主线。开发中访谈了1位非遗手艺人和2位文旅办负责人，并按其意见完成改版。</w:t>
       </w:r>
     </w:p>
     <w:p>
